--- a/docs/codegraph/Status.docx
+++ b/docs/codegraph/Status.docx
@@ -2,7 +2,7 @@
 <file path=word/document.xml><?xml version="1.0" encoding="utf-8"?>
 <w:document xmlns:w="http://schemas.openxmlformats.org/wordprocessingml/2006/main" xmlns:m="http://schemas.openxmlformats.org/officeDocument/2006/math" xmlns:r="http://schemas.openxmlformats.org/officeDocument/2006/relationships" xmlns:o="urn:schemas-microsoft-com:office:office" xmlns:v="urn:schemas-microsoft-com:vml" xmlns:w10="urn:schemas-microsoft-com:office:word" xmlns:a="http://schemas.openxmlformats.org/drawingml/2006/main" xmlns:pic="http://schemas.openxmlformats.org/drawingml/2006/picture" xmlns:wp="http://schemas.openxmlformats.org/drawingml/2006/wordprocessingDrawing">
   <w:body>
-    <w:bookmarkStart w:id="52" w:name="codegraph--status"/>
+    <w:bookmarkStart w:id="57" w:name="codegraph--status"/>
     <w:p>
       <w:pPr>
         <w:pStyle w:val="Heading1"/>
@@ -3663,7 +3663,407 @@
       </w:r>
     </w:p>
     <w:bookmarkEnd w:id="51"/>
+    <w:bookmarkStart w:id="52" w:name="Xb7fe47e4093734366f5754f587665ab188bdb64"/>
+    <w:p>
+      <w:pPr>
+        <w:pStyle w:val="Heading2"/>
+      </w:pPr>
+      <w:r>
+        <w:t xml:space="preserve">2026-08-31T14:39:09Z — codegraph version check</w:t>
+      </w:r>
+    </w:p>
+    <w:p>
+      <w:pPr>
+        <w:pStyle w:val="Compact"/>
+        <w:numPr>
+          <w:ilvl w:val="0"/>
+          <w:numId w:val="1042"/>
+        </w:numPr>
+      </w:pPr>
+      <w:r>
+        <w:t xml:space="preserve">current:</w:t>
+      </w:r>
+      <w:r>
+        <w:t xml:space="preserve"> </w:t>
+      </w:r>
+      <w:r>
+        <w:rPr>
+          <w:rStyle w:val="VerbatimChar"/>
+        </w:rPr>
+        <w:t xml:space="preserve">1.6.0</w:t>
+      </w:r>
+    </w:p>
+    <w:p>
+      <w:pPr>
+        <w:pStyle w:val="Compact"/>
+        <w:numPr>
+          <w:ilvl w:val="0"/>
+          <w:numId w:val="1042"/>
+        </w:numPr>
+      </w:pPr>
+      <w:r>
+        <w:t xml:space="preserve">latest:</w:t>
+      </w:r>
+      <w:r>
+        <w:t xml:space="preserve"> </w:t>
+      </w:r>
+      <w:r>
+        <w:rPr>
+          <w:rStyle w:val="VerbatimChar"/>
+        </w:rPr>
+        <w:t xml:space="preserve">1.6.0</w:t>
+      </w:r>
+    </w:p>
+    <w:p>
+      <w:pPr>
+        <w:pStyle w:val="Compact"/>
+        <w:numPr>
+          <w:ilvl w:val="0"/>
+          <w:numId w:val="1042"/>
+        </w:numPr>
+      </w:pPr>
+      <w:r>
+        <w:t xml:space="preserve">action:</w:t>
+      </w:r>
+      <w:r>
+        <w:t xml:space="preserve"> </w:t>
+      </w:r>
+      <w:r>
+        <w:rPr>
+          <w:b/>
+          <w:bCs/>
+        </w:rPr>
+        <w:t xml:space="preserve">no-op</w:t>
+      </w:r>
+      <w:r>
+        <w:t xml:space="preserve"> </w:t>
+      </w:r>
+      <w:r>
+        <w:t xml:space="preserve">(already at latest)</w:t>
+      </w:r>
+    </w:p>
     <w:bookmarkEnd w:id="52"/>
+    <w:bookmarkStart w:id="53" w:name="Xd745a552f782d46bbd297a803596a510d2d1f5e"/>
+    <w:p>
+      <w:pPr>
+        <w:pStyle w:val="Heading2"/>
+      </w:pPr>
+      <w:r>
+        <w:t xml:space="preserve">2026-08-31T14:53:31Z — codegraph version check</w:t>
+      </w:r>
+    </w:p>
+    <w:p>
+      <w:pPr>
+        <w:pStyle w:val="Compact"/>
+        <w:numPr>
+          <w:ilvl w:val="0"/>
+          <w:numId w:val="1043"/>
+        </w:numPr>
+      </w:pPr>
+      <w:r>
+        <w:t xml:space="preserve">current:</w:t>
+      </w:r>
+      <w:r>
+        <w:t xml:space="preserve"> </w:t>
+      </w:r>
+      <w:r>
+        <w:rPr>
+          <w:rStyle w:val="VerbatimChar"/>
+        </w:rPr>
+        <w:t xml:space="preserve">1.6.0</w:t>
+      </w:r>
+    </w:p>
+    <w:p>
+      <w:pPr>
+        <w:pStyle w:val="Compact"/>
+        <w:numPr>
+          <w:ilvl w:val="0"/>
+          <w:numId w:val="1043"/>
+        </w:numPr>
+      </w:pPr>
+      <w:r>
+        <w:t xml:space="preserve">latest:</w:t>
+      </w:r>
+      <w:r>
+        <w:t xml:space="preserve"> </w:t>
+      </w:r>
+      <w:r>
+        <w:rPr>
+          <w:rStyle w:val="VerbatimChar"/>
+        </w:rPr>
+        <w:t xml:space="preserve">1.6.0</w:t>
+      </w:r>
+    </w:p>
+    <w:p>
+      <w:pPr>
+        <w:pStyle w:val="Compact"/>
+        <w:numPr>
+          <w:ilvl w:val="0"/>
+          <w:numId w:val="1043"/>
+        </w:numPr>
+      </w:pPr>
+      <w:r>
+        <w:t xml:space="preserve">action:</w:t>
+      </w:r>
+      <w:r>
+        <w:t xml:space="preserve"> </w:t>
+      </w:r>
+      <w:r>
+        <w:rPr>
+          <w:b/>
+          <w:bCs/>
+        </w:rPr>
+        <w:t xml:space="preserve">no-op</w:t>
+      </w:r>
+      <w:r>
+        <w:t xml:space="preserve"> </w:t>
+      </w:r>
+      <w:r>
+        <w:t xml:space="preserve">(already at latest)</w:t>
+      </w:r>
+    </w:p>
+    <w:bookmarkEnd w:id="53"/>
+    <w:bookmarkStart w:id="54" w:name="X43e2c7bff966577c9f00b8da750f3bf09b894be"/>
+    <w:p>
+      <w:pPr>
+        <w:pStyle w:val="Heading2"/>
+      </w:pPr>
+      <w:r>
+        <w:t xml:space="preserve">2026-09-01T12:34:39Z — codegraph version check</w:t>
+      </w:r>
+    </w:p>
+    <w:p>
+      <w:pPr>
+        <w:pStyle w:val="Compact"/>
+        <w:numPr>
+          <w:ilvl w:val="0"/>
+          <w:numId w:val="1044"/>
+        </w:numPr>
+      </w:pPr>
+      <w:r>
+        <w:t xml:space="preserve">current:</w:t>
+      </w:r>
+      <w:r>
+        <w:t xml:space="preserve"> </w:t>
+      </w:r>
+      <w:r>
+        <w:rPr>
+          <w:rStyle w:val="VerbatimChar"/>
+        </w:rPr>
+        <w:t xml:space="preserve">1.6.0</w:t>
+      </w:r>
+    </w:p>
+    <w:p>
+      <w:pPr>
+        <w:pStyle w:val="Compact"/>
+        <w:numPr>
+          <w:ilvl w:val="0"/>
+          <w:numId w:val="1044"/>
+        </w:numPr>
+      </w:pPr>
+      <w:r>
+        <w:t xml:space="preserve">latest:</w:t>
+      </w:r>
+      <w:r>
+        <w:t xml:space="preserve"> </w:t>
+      </w:r>
+      <w:r>
+        <w:rPr>
+          <w:rStyle w:val="VerbatimChar"/>
+        </w:rPr>
+        <w:t xml:space="preserve">1.6.0</w:t>
+      </w:r>
+    </w:p>
+    <w:p>
+      <w:pPr>
+        <w:pStyle w:val="Compact"/>
+        <w:numPr>
+          <w:ilvl w:val="0"/>
+          <w:numId w:val="1044"/>
+        </w:numPr>
+      </w:pPr>
+      <w:r>
+        <w:t xml:space="preserve">action:</w:t>
+      </w:r>
+      <w:r>
+        <w:t xml:space="preserve"> </w:t>
+      </w:r>
+      <w:r>
+        <w:rPr>
+          <w:b/>
+          <w:bCs/>
+        </w:rPr>
+        <w:t xml:space="preserve">no-op</w:t>
+      </w:r>
+      <w:r>
+        <w:t xml:space="preserve"> </w:t>
+      </w:r>
+      <w:r>
+        <w:t xml:space="preserve">(already at latest)</w:t>
+      </w:r>
+    </w:p>
+    <w:bookmarkEnd w:id="54"/>
+    <w:bookmarkStart w:id="55" w:name="X442198d9d317cf4b85d6e3b0941765a36ba4dd4"/>
+    <w:p>
+      <w:pPr>
+        <w:pStyle w:val="Heading2"/>
+      </w:pPr>
+      <w:r>
+        <w:t xml:space="preserve">2026-09-01T15:59:41Z — codegraph version check</w:t>
+      </w:r>
+    </w:p>
+    <w:p>
+      <w:pPr>
+        <w:pStyle w:val="Compact"/>
+        <w:numPr>
+          <w:ilvl w:val="0"/>
+          <w:numId w:val="1045"/>
+        </w:numPr>
+      </w:pPr>
+      <w:r>
+        <w:t xml:space="preserve">current:</w:t>
+      </w:r>
+      <w:r>
+        <w:t xml:space="preserve"> </w:t>
+      </w:r>
+      <w:r>
+        <w:rPr>
+          <w:rStyle w:val="VerbatimChar"/>
+        </w:rPr>
+        <w:t xml:space="preserve">1.6.0</w:t>
+      </w:r>
+    </w:p>
+    <w:p>
+      <w:pPr>
+        <w:pStyle w:val="Compact"/>
+        <w:numPr>
+          <w:ilvl w:val="0"/>
+          <w:numId w:val="1045"/>
+        </w:numPr>
+      </w:pPr>
+      <w:r>
+        <w:t xml:space="preserve">latest:</w:t>
+      </w:r>
+      <w:r>
+        <w:t xml:space="preserve"> </w:t>
+      </w:r>
+      <w:r>
+        <w:rPr>
+          <w:rStyle w:val="VerbatimChar"/>
+        </w:rPr>
+        <w:t xml:space="preserve">1.6.0</w:t>
+      </w:r>
+    </w:p>
+    <w:p>
+      <w:pPr>
+        <w:pStyle w:val="Compact"/>
+        <w:numPr>
+          <w:ilvl w:val="0"/>
+          <w:numId w:val="1045"/>
+        </w:numPr>
+      </w:pPr>
+      <w:r>
+        <w:t xml:space="preserve">action:</w:t>
+      </w:r>
+      <w:r>
+        <w:t xml:space="preserve"> </w:t>
+      </w:r>
+      <w:r>
+        <w:rPr>
+          <w:b/>
+          <w:bCs/>
+        </w:rPr>
+        <w:t xml:space="preserve">no-op</w:t>
+      </w:r>
+      <w:r>
+        <w:t xml:space="preserve"> </w:t>
+      </w:r>
+      <w:r>
+        <w:t xml:space="preserve">(already at latest)</w:t>
+      </w:r>
+    </w:p>
+    <w:bookmarkEnd w:id="55"/>
+    <w:bookmarkStart w:id="56" w:name="X768655df6241e70745760de6dce9899bed5d4dd"/>
+    <w:p>
+      <w:pPr>
+        <w:pStyle w:val="Heading2"/>
+      </w:pPr>
+      <w:r>
+        <w:t xml:space="preserve">2026-09-01T17:18:59Z — codegraph version check</w:t>
+      </w:r>
+    </w:p>
+    <w:p>
+      <w:pPr>
+        <w:pStyle w:val="Compact"/>
+        <w:numPr>
+          <w:ilvl w:val="0"/>
+          <w:numId w:val="1046"/>
+        </w:numPr>
+      </w:pPr>
+      <w:r>
+        <w:t xml:space="preserve">current:</w:t>
+      </w:r>
+      <w:r>
+        <w:t xml:space="preserve"> </w:t>
+      </w:r>
+      <w:r>
+        <w:rPr>
+          <w:rStyle w:val="VerbatimChar"/>
+        </w:rPr>
+        <w:t xml:space="preserve">1.6.0</w:t>
+      </w:r>
+    </w:p>
+    <w:p>
+      <w:pPr>
+        <w:pStyle w:val="Compact"/>
+        <w:numPr>
+          <w:ilvl w:val="0"/>
+          <w:numId w:val="1046"/>
+        </w:numPr>
+      </w:pPr>
+      <w:r>
+        <w:t xml:space="preserve">latest:</w:t>
+      </w:r>
+      <w:r>
+        <w:t xml:space="preserve"> </w:t>
+      </w:r>
+      <w:r>
+        <w:rPr>
+          <w:rStyle w:val="VerbatimChar"/>
+        </w:rPr>
+        <w:t xml:space="preserve">1.6.0</w:t>
+      </w:r>
+    </w:p>
+    <w:p>
+      <w:pPr>
+        <w:pStyle w:val="Compact"/>
+        <w:numPr>
+          <w:ilvl w:val="0"/>
+          <w:numId w:val="1046"/>
+        </w:numPr>
+      </w:pPr>
+      <w:r>
+        <w:t xml:space="preserve">action:</w:t>
+      </w:r>
+      <w:r>
+        <w:t xml:space="preserve"> </w:t>
+      </w:r>
+      <w:r>
+        <w:rPr>
+          <w:b/>
+          <w:bCs/>
+        </w:rPr>
+        <w:t xml:space="preserve">no-op</w:t>
+      </w:r>
+      <w:r>
+        <w:t xml:space="preserve"> </w:t>
+      </w:r>
+      <w:r>
+        <w:t xml:space="preserve">(already at latest)</w:t>
+      </w:r>
+    </w:p>
+    <w:bookmarkEnd w:id="56"/>
+    <w:bookmarkEnd w:id="57"/>
     <w:sectPr>
       <w:footnotePr>
         <w:numRestart w:val="eachSect"/>
@@ -4001,6 +4401,21 @@
     <w:abstractNumId w:val="991"/>
   </w:num>
   <w:num w:numId="1041">
+    <w:abstractNumId w:val="991"/>
+  </w:num>
+  <w:num w:numId="1042">
+    <w:abstractNumId w:val="991"/>
+  </w:num>
+  <w:num w:numId="1043">
+    <w:abstractNumId w:val="991"/>
+  </w:num>
+  <w:num w:numId="1044">
+    <w:abstractNumId w:val="991"/>
+  </w:num>
+  <w:num w:numId="1045">
+    <w:abstractNumId w:val="991"/>
+  </w:num>
+  <w:num w:numId="1046">
     <w:abstractNumId w:val="991"/>
   </w:num>
 </w:numbering>

--- a/docs/codegraph/Status.docx
+++ b/docs/codegraph/Status.docx
@@ -2,7 +2,7 @@
 <file path=word/document.xml><?xml version="1.0" encoding="utf-8"?>
 <w:document xmlns:w="http://schemas.openxmlformats.org/wordprocessingml/2006/main" xmlns:m="http://schemas.openxmlformats.org/officeDocument/2006/math" xmlns:r="http://schemas.openxmlformats.org/officeDocument/2006/relationships" xmlns:o="urn:schemas-microsoft-com:office:office" xmlns:v="urn:schemas-microsoft-com:vml" xmlns:w10="urn:schemas-microsoft-com:office:word" xmlns:a="http://schemas.openxmlformats.org/drawingml/2006/main" xmlns:pic="http://schemas.openxmlformats.org/drawingml/2006/picture" xmlns:wp="http://schemas.openxmlformats.org/drawingml/2006/wordprocessingDrawing">
   <w:body>
-    <w:bookmarkStart w:id="57" w:name="codegraph--status"/>
+    <w:bookmarkStart w:id="62" w:name="codegraph--status"/>
     <w:p>
       <w:pPr>
         <w:pStyle w:val="Heading1"/>
@@ -4063,7 +4063,402 @@
       </w:r>
     </w:p>
     <w:bookmarkEnd w:id="56"/>
+    <w:bookmarkStart w:id="57" w:name="X59eb55b90a239b99e4d9d22f66c9e1042063b03"/>
+    <w:p>
+      <w:pPr>
+        <w:pStyle w:val="Heading2"/>
+      </w:pPr>
+      <w:r>
+        <w:t xml:space="preserve">2026-09-29T14:46:47Z — codegraph update FAILED (§107 bluff caught)</w:t>
+      </w:r>
+    </w:p>
+    <w:p>
+      <w:pPr>
+        <w:pStyle w:val="Compact"/>
+        <w:numPr>
+          <w:ilvl w:val="0"/>
+          <w:numId w:val="1047"/>
+        </w:numPr>
+      </w:pPr>
+      <w:r>
+        <w:t xml:space="preserve">before:</w:t>
+      </w:r>
+      <w:r>
+        <w:t xml:space="preserve"> </w:t>
+      </w:r>
+      <w:r>
+        <w:rPr>
+          <w:rStyle w:val="VerbatimChar"/>
+        </w:rPr>
+        <w:t xml:space="preserve">1.6.0</w:t>
+      </w:r>
+    </w:p>
+    <w:p>
+      <w:pPr>
+        <w:pStyle w:val="Compact"/>
+        <w:numPr>
+          <w:ilvl w:val="0"/>
+          <w:numId w:val="1047"/>
+        </w:numPr>
+      </w:pPr>
+      <w:r>
+        <w:t xml:space="preserve">target:</w:t>
+      </w:r>
+      <w:r>
+        <w:t xml:space="preserve"> </w:t>
+      </w:r>
+      <w:r>
+        <w:rPr>
+          <w:rStyle w:val="VerbatimChar"/>
+        </w:rPr>
+        <w:t xml:space="preserve">1.6.1</w:t>
+      </w:r>
+    </w:p>
+    <w:p>
+      <w:pPr>
+        <w:pStyle w:val="Compact"/>
+        <w:numPr>
+          <w:ilvl w:val="0"/>
+          <w:numId w:val="1047"/>
+        </w:numPr>
+      </w:pPr>
+      <w:r>
+        <w:t xml:space="preserve">after:</w:t>
+      </w:r>
+      <w:r>
+        <w:t xml:space="preserve"> </w:t>
+      </w:r>
+      <w:r>
+        <w:rPr>
+          <w:rStyle w:val="VerbatimChar"/>
+        </w:rPr>
+        <w:t xml:space="preserve">1.6.0</w:t>
+      </w:r>
+      <w:r>
+        <w:t xml:space="preserve"> </w:t>
+      </w:r>
+      <w:r>
+        <w:t xml:space="preserve">(mismatch — npm exit 0 was bluffing)</w:t>
+      </w:r>
+    </w:p>
     <w:bookmarkEnd w:id="57"/>
+    <w:bookmarkStart w:id="58" w:name="X67943cd251212e8a06a649a1edb9bbf1399f5d5"/>
+    <w:p>
+      <w:pPr>
+        <w:pStyle w:val="Heading2"/>
+      </w:pPr>
+      <w:r>
+        <w:t xml:space="preserve">2026-09-29T14:47:30Z — codegraph update FAILED (§107 bluff caught)</w:t>
+      </w:r>
+    </w:p>
+    <w:p>
+      <w:pPr>
+        <w:pStyle w:val="Compact"/>
+        <w:numPr>
+          <w:ilvl w:val="0"/>
+          <w:numId w:val="1048"/>
+        </w:numPr>
+      </w:pPr>
+      <w:r>
+        <w:t xml:space="preserve">before:</w:t>
+      </w:r>
+      <w:r>
+        <w:t xml:space="preserve"> </w:t>
+      </w:r>
+      <w:r>
+        <w:rPr>
+          <w:rStyle w:val="VerbatimChar"/>
+        </w:rPr>
+        <w:t xml:space="preserve">1.6.0</w:t>
+      </w:r>
+    </w:p>
+    <w:p>
+      <w:pPr>
+        <w:pStyle w:val="Compact"/>
+        <w:numPr>
+          <w:ilvl w:val="0"/>
+          <w:numId w:val="1048"/>
+        </w:numPr>
+      </w:pPr>
+      <w:r>
+        <w:t xml:space="preserve">target:</w:t>
+      </w:r>
+      <w:r>
+        <w:t xml:space="preserve"> </w:t>
+      </w:r>
+      <w:r>
+        <w:rPr>
+          <w:rStyle w:val="VerbatimChar"/>
+        </w:rPr>
+        <w:t xml:space="preserve">1.6.1</w:t>
+      </w:r>
+    </w:p>
+    <w:p>
+      <w:pPr>
+        <w:pStyle w:val="Compact"/>
+        <w:numPr>
+          <w:ilvl w:val="0"/>
+          <w:numId w:val="1048"/>
+        </w:numPr>
+      </w:pPr>
+      <w:r>
+        <w:t xml:space="preserve">after:</w:t>
+      </w:r>
+      <w:r>
+        <w:t xml:space="preserve"> </w:t>
+      </w:r>
+      <w:r>
+        <w:rPr>
+          <w:rStyle w:val="VerbatimChar"/>
+        </w:rPr>
+        <w:t xml:space="preserve">1.6.0</w:t>
+      </w:r>
+      <w:r>
+        <w:t xml:space="preserve"> </w:t>
+      </w:r>
+      <w:r>
+        <w:t xml:space="preserve">(mismatch — npm exit 0 was bluffing)</w:t>
+      </w:r>
+    </w:p>
+    <w:bookmarkEnd w:id="58"/>
+    <w:bookmarkStart w:id="59" w:name="X05ab14d81f69d57b7c9bbf17838518c3d8ae85c"/>
+    <w:p>
+      <w:pPr>
+        <w:pStyle w:val="Heading2"/>
+      </w:pPr>
+      <w:r>
+        <w:t xml:space="preserve">2026-09-29T14:56:33Z — codegraph update FAILED (§107 bluff caught)</w:t>
+      </w:r>
+    </w:p>
+    <w:p>
+      <w:pPr>
+        <w:pStyle w:val="Compact"/>
+        <w:numPr>
+          <w:ilvl w:val="0"/>
+          <w:numId w:val="1049"/>
+        </w:numPr>
+      </w:pPr>
+      <w:r>
+        <w:t xml:space="preserve">before:</w:t>
+      </w:r>
+      <w:r>
+        <w:t xml:space="preserve"> </w:t>
+      </w:r>
+      <w:r>
+        <w:rPr>
+          <w:rStyle w:val="VerbatimChar"/>
+        </w:rPr>
+        <w:t xml:space="preserve">1.6.0</w:t>
+      </w:r>
+    </w:p>
+    <w:p>
+      <w:pPr>
+        <w:pStyle w:val="Compact"/>
+        <w:numPr>
+          <w:ilvl w:val="0"/>
+          <w:numId w:val="1049"/>
+        </w:numPr>
+      </w:pPr>
+      <w:r>
+        <w:t xml:space="preserve">target:</w:t>
+      </w:r>
+      <w:r>
+        <w:t xml:space="preserve"> </w:t>
+      </w:r>
+      <w:r>
+        <w:rPr>
+          <w:rStyle w:val="VerbatimChar"/>
+        </w:rPr>
+        <w:t xml:space="preserve">1.6.1</w:t>
+      </w:r>
+    </w:p>
+    <w:p>
+      <w:pPr>
+        <w:pStyle w:val="Compact"/>
+        <w:numPr>
+          <w:ilvl w:val="0"/>
+          <w:numId w:val="1049"/>
+        </w:numPr>
+      </w:pPr>
+      <w:r>
+        <w:t xml:space="preserve">after:</w:t>
+      </w:r>
+      <w:r>
+        <w:t xml:space="preserve"> </w:t>
+      </w:r>
+      <w:r>
+        <w:rPr>
+          <w:rStyle w:val="VerbatimChar"/>
+        </w:rPr>
+        <w:t xml:space="preserve">1.6.0</w:t>
+      </w:r>
+      <w:r>
+        <w:t xml:space="preserve"> </w:t>
+      </w:r>
+      <w:r>
+        <w:t xml:space="preserve">(mismatch — npm exit 0 was bluffing)</w:t>
+      </w:r>
+    </w:p>
+    <w:bookmarkEnd w:id="59"/>
+    <w:bookmarkStart w:id="60" w:name="Xe30bb5a6a00ba8b0e47e838830c7347857bf8e9"/>
+    <w:p>
+      <w:pPr>
+        <w:pStyle w:val="Heading2"/>
+      </w:pPr>
+      <w:r>
+        <w:t xml:space="preserve">2026-09-29T15:17:33Z — codegraph update FAILED (§107 bluff caught)</w:t>
+      </w:r>
+    </w:p>
+    <w:p>
+      <w:pPr>
+        <w:pStyle w:val="Compact"/>
+        <w:numPr>
+          <w:ilvl w:val="0"/>
+          <w:numId w:val="1050"/>
+        </w:numPr>
+      </w:pPr>
+      <w:r>
+        <w:t xml:space="preserve">before:</w:t>
+      </w:r>
+      <w:r>
+        <w:t xml:space="preserve"> </w:t>
+      </w:r>
+      <w:r>
+        <w:rPr>
+          <w:rStyle w:val="VerbatimChar"/>
+        </w:rPr>
+        <w:t xml:space="preserve">1.6.0</w:t>
+      </w:r>
+    </w:p>
+    <w:p>
+      <w:pPr>
+        <w:pStyle w:val="Compact"/>
+        <w:numPr>
+          <w:ilvl w:val="0"/>
+          <w:numId w:val="1050"/>
+        </w:numPr>
+      </w:pPr>
+      <w:r>
+        <w:t xml:space="preserve">target:</w:t>
+      </w:r>
+      <w:r>
+        <w:t xml:space="preserve"> </w:t>
+      </w:r>
+      <w:r>
+        <w:rPr>
+          <w:rStyle w:val="VerbatimChar"/>
+        </w:rPr>
+        <w:t xml:space="preserve">1.6.1</w:t>
+      </w:r>
+    </w:p>
+    <w:p>
+      <w:pPr>
+        <w:pStyle w:val="Compact"/>
+        <w:numPr>
+          <w:ilvl w:val="0"/>
+          <w:numId w:val="1050"/>
+        </w:numPr>
+      </w:pPr>
+      <w:r>
+        <w:t xml:space="preserve">after:</w:t>
+      </w:r>
+      <w:r>
+        <w:t xml:space="preserve"> </w:t>
+      </w:r>
+      <w:r>
+        <w:rPr>
+          <w:rStyle w:val="VerbatimChar"/>
+        </w:rPr>
+        <w:t xml:space="preserve">1.6.0</w:t>
+      </w:r>
+      <w:r>
+        <w:t xml:space="preserve"> </w:t>
+      </w:r>
+      <w:r>
+        <w:t xml:space="preserve">(mismatch — npm exit 0 was bluffing)</w:t>
+      </w:r>
+    </w:p>
+    <w:bookmarkEnd w:id="60"/>
+    <w:bookmarkStart w:id="61" w:name="X48cef82a6ca99f49cc7daf51a8f865921eb99fe"/>
+    <w:p>
+      <w:pPr>
+        <w:pStyle w:val="Heading2"/>
+      </w:pPr>
+      <w:r>
+        <w:t xml:space="preserve">2026-09-29T15:27:35Z — codegraph update FAILED (§107 bluff caught)</w:t>
+      </w:r>
+    </w:p>
+    <w:p>
+      <w:pPr>
+        <w:pStyle w:val="Compact"/>
+        <w:numPr>
+          <w:ilvl w:val="0"/>
+          <w:numId w:val="1051"/>
+        </w:numPr>
+      </w:pPr>
+      <w:r>
+        <w:t xml:space="preserve">before:</w:t>
+      </w:r>
+      <w:r>
+        <w:t xml:space="preserve"> </w:t>
+      </w:r>
+      <w:r>
+        <w:rPr>
+          <w:rStyle w:val="VerbatimChar"/>
+        </w:rPr>
+        <w:t xml:space="preserve">1.6.0</w:t>
+      </w:r>
+    </w:p>
+    <w:p>
+      <w:pPr>
+        <w:pStyle w:val="Compact"/>
+        <w:numPr>
+          <w:ilvl w:val="0"/>
+          <w:numId w:val="1051"/>
+        </w:numPr>
+      </w:pPr>
+      <w:r>
+        <w:t xml:space="preserve">target:</w:t>
+      </w:r>
+      <w:r>
+        <w:t xml:space="preserve"> </w:t>
+      </w:r>
+      <w:r>
+        <w:rPr>
+          <w:rStyle w:val="VerbatimChar"/>
+        </w:rPr>
+        <w:t xml:space="preserve">1.6.1</w:t>
+      </w:r>
+    </w:p>
+    <w:p>
+      <w:pPr>
+        <w:pStyle w:val="Compact"/>
+        <w:numPr>
+          <w:ilvl w:val="0"/>
+          <w:numId w:val="1051"/>
+        </w:numPr>
+      </w:pPr>
+      <w:r>
+        <w:t xml:space="preserve">after:</w:t>
+      </w:r>
+      <w:r>
+        <w:t xml:space="preserve"> </w:t>
+      </w:r>
+      <w:r>
+        <w:rPr>
+          <w:rStyle w:val="VerbatimChar"/>
+        </w:rPr>
+        <w:t xml:space="preserve">1.6.0</w:t>
+      </w:r>
+      <w:r>
+        <w:t xml:space="preserve"> </w:t>
+      </w:r>
+      <w:r>
+        <w:t xml:space="preserve">(mismatch — npm exit 0 was bluffing)</w:t>
+      </w:r>
+    </w:p>
+    <w:bookmarkEnd w:id="61"/>
+    <w:bookmarkEnd w:id="62"/>
     <w:sectPr>
       <w:footnotePr>
         <w:numRestart w:val="eachSect"/>
@@ -4416,6 +4811,21 @@
     <w:abstractNumId w:val="991"/>
   </w:num>
   <w:num w:numId="1046">
+    <w:abstractNumId w:val="991"/>
+  </w:num>
+  <w:num w:numId="1047">
+    <w:abstractNumId w:val="991"/>
+  </w:num>
+  <w:num w:numId="1048">
+    <w:abstractNumId w:val="991"/>
+  </w:num>
+  <w:num w:numId="1049">
+    <w:abstractNumId w:val="991"/>
+  </w:num>
+  <w:num w:numId="1050">
+    <w:abstractNumId w:val="991"/>
+  </w:num>
+  <w:num w:numId="1051">
     <w:abstractNumId w:val="991"/>
   </w:num>
 </w:numbering>

--- a/docs/codegraph/Status.docx
+++ b/docs/codegraph/Status.docx
@@ -2,7 +2,7 @@
 <file path=word/document.xml><?xml version="1.0" encoding="utf-8"?>
 <w:document xmlns:w="http://schemas.openxmlformats.org/wordprocessingml/2006/main" xmlns:m="http://schemas.openxmlformats.org/officeDocument/2006/math" xmlns:r="http://schemas.openxmlformats.org/officeDocument/2006/relationships" xmlns:o="urn:schemas-microsoft-com:office:office" xmlns:v="urn:schemas-microsoft-com:vml" xmlns:w10="urn:schemas-microsoft-com:office:word" xmlns:a="http://schemas.openxmlformats.org/drawingml/2006/main" xmlns:pic="http://schemas.openxmlformats.org/drawingml/2006/picture" xmlns:wp="http://schemas.openxmlformats.org/drawingml/2006/wordprocessingDrawing">
   <w:body>
-    <w:bookmarkStart w:id="62" w:name="codegraph--status"/>
+    <w:bookmarkStart w:id="63" w:name="codegraph--status"/>
     <w:p>
       <w:pPr>
         <w:pStyle w:val="Heading1"/>
@@ -67,7 +67,7 @@
               <w:pStyle w:val="Compact"/>
             </w:pPr>
             <w:r>
-              <w:t xml:space="preserve">2</w:t>
+              <w:t xml:space="preserve">3</w:t>
             </w:r>
           </w:p>
         </w:tc>
@@ -115,7 +115,7 @@
               <w:pStyle w:val="Compact"/>
             </w:pPr>
             <w:r>
-              <w:t xml:space="preserve">2026-05-22</w:t>
+              <w:t xml:space="preserve">2026-10-05T09:59:56Z</w:t>
             </w:r>
           </w:p>
         </w:tc>
@@ -223,7 +223,67 @@
               <w:t xml:space="preserve"> </w:t>
             </w:r>
             <w:r>
-              <w:t xml:space="preserve">covenant anchor to keep this submodule fully decoupled per §11.4.28.</w:t>
+              <w:t xml:space="preserve">covenant anchor to keep this submodule fully decoupled per §11.4.28. R3 (2026-10-05, currency check): backfilled the §11.4.275 EXTENSION history (both 2026-09-25 rounds — the host-adaptive V8 heap-budget fix + §11.4.275(D) benchmark run, and the heap-ceiling correction + CodeGraph MCP wiring + the</w:t>
+            </w:r>
+            <w:r>
+              <w:t xml:space="preserve"> </w:t>
+            </w:r>
+            <w:r>
+              <w:rPr>
+                <w:rStyle w:val="VerbatimChar"/>
+              </w:rPr>
+              <w:t xml:space="preserve">serve --mcp</w:t>
+            </w:r>
+            <w:r>
+              <w:t xml:space="preserve"> </w:t>
+            </w:r>
+            <w:r>
+              <w:t xml:space="preserve">stray-daemon forensic incident) that had landed in</w:t>
+            </w:r>
+            <w:r>
+              <w:t xml:space="preserve"> </w:t>
+            </w:r>
+            <w:r>
+              <w:rPr>
+                <w:rStyle w:val="VerbatimChar"/>
+              </w:rPr>
+              <w:t xml:space="preserve">Constitution.md</w:t>
+            </w:r>
+            <w:r>
+              <w:t xml:space="preserve"> </w:t>
+            </w:r>
+            <w:r>
+              <w:t xml:space="preserve">but was never appended to this ledger; see the</w:t>
+            </w:r>
+            <w:r>
+              <w:t xml:space="preserve"> </w:t>
+            </w:r>
+            <w:r>
+              <w:rPr>
+                <w:rStyle w:val="VerbatimChar"/>
+              </w:rPr>
+              <w:t xml:space="preserve">## 2026-10-05</w:t>
+            </w:r>
+            <w:r>
+              <w:t xml:space="preserve"> </w:t>
+            </w:r>
+            <w:r>
+              <w:t xml:space="preserve">entry below. A handful of earlier</w:t>
+            </w:r>
+            <w:r>
+              <w:t xml:space="preserve"> </w:t>
+            </w:r>
+            <w:r>
+              <w:rPr>
+                <w:rStyle w:val="VerbatimChar"/>
+              </w:rPr>
+              <w:t xml:space="preserve">§107</w:t>
+            </w:r>
+            <w:r>
+              <w:t xml:space="preserve"> </w:t>
+            </w:r>
+            <w:r>
+              <w:t xml:space="preserve">legend entries (2026-09-29) pre-date R2's rename and are left verbatim as the historical record they are.</w:t>
             </w:r>
           </w:p>
         </w:tc>
@@ -4458,7 +4518,445 @@
       </w:r>
     </w:p>
     <w:bookmarkEnd w:id="61"/>
+    <w:bookmarkStart w:id="62" w:name="X323c4cb1cd3abb7e7278d7fa6bcb6adab1591b8"/>
+    <w:p>
+      <w:pPr>
+        <w:pStyle w:val="Heading2"/>
+      </w:pPr>
+      <w:r>
+        <w:t xml:space="preserve">2026-10-05 — §11.4.275 EXTENSION history backfilled (currency check; events below occurred 2026-09-25, logged here retroactively on discovery that this ledger had not recorded them)</w:t>
+      </w:r>
+    </w:p>
+    <w:p>
+      <w:pPr>
+        <w:pStyle w:val="FirstParagraph"/>
+      </w:pPr>
+      <w:r>
+        <w:t xml:space="preserve">Per</w:t>
+      </w:r>
+      <w:r>
+        <w:t xml:space="preserve"> </w:t>
+      </w:r>
+      <w:r>
+        <w:rPr>
+          <w:rStyle w:val="VerbatimChar"/>
+        </w:rPr>
+        <w:t xml:space="preserve">constitution/Constitution.md</w:t>
+      </w:r>
+      <w:r>
+        <w:t xml:space="preserve"> </w:t>
+      </w:r>
+      <w:r>
+        <w:t xml:space="preserve">§11.4.275's own two "EXTENSION landed 2026-09-25" blocks (cited verbatim below, not paraphrased from memory per §11.4.6):</w:t>
+      </w:r>
+    </w:p>
+    <w:p>
+      <w:pPr>
+        <w:pStyle w:val="Compact"/>
+        <w:numPr>
+          <w:ilvl w:val="0"/>
+          <w:numId w:val="1052"/>
+        </w:numPr>
+      </w:pPr>
+      <w:r>
+        <w:rPr>
+          <w:b/>
+          <w:bCs/>
+        </w:rPr>
+        <w:t xml:space="preserve">§11.4.78 host-adaptive V8 heap budget + §11.4.275(D) benchmark run (round 1, 2026-09-25).</w:t>
+      </w:r>
+      <w:r>
+        <w:t xml:space="preserve"> </w:t>
+      </w:r>
+      <w:r>
+        <w:rPr>
+          <w:rStyle w:val="VerbatimChar"/>
+        </w:rPr>
+        <w:t xml:space="preserve">codegraph_safe.sh</w:t>
+      </w:r>
+      <w:r>
+        <w:t xml:space="preserve">'s single writer entry now computes its Node.js heap budget from measured</w:t>
+      </w:r>
+      <w:r>
+        <w:t xml:space="preserve"> </w:t>
+      </w:r>
+      <w:r>
+        <w:rPr>
+          <w:rStyle w:val="VerbatimChar"/>
+        </w:rPr>
+        <w:t xml:space="preserve">MemAvailable</w:t>
+      </w:r>
+      <w:r>
+        <w:t xml:space="preserve"> </w:t>
+      </w:r>
+      <w:r>
+        <w:t xml:space="preserve">instead of inheriting V8's ~4 GiB stock default, closing a real bulk-index OOM crash (</w:t>
+      </w:r>
+      <w:r>
+        <w:rPr>
+          <w:rStyle w:val="VerbatimChar"/>
+        </w:rPr>
+        <w:t xml:space="preserve">rc=134</w:t>
+      </w:r>
+      <w:r>
+        <w:t xml:space="preserve">) on this repo's 584K-file/49M-edge tree — landed with 2 new regression tests + live</w:t>
+      </w:r>
+      <w:r>
+        <w:t xml:space="preserve"> </w:t>
+      </w:r>
+      <w:r>
+        <w:rPr>
+          <w:rStyle w:val="VerbatimChar"/>
+        </w:rPr>
+        <w:t xml:space="preserve">/proc/&lt;pid&gt;/environ</w:t>
+      </w:r>
+      <w:r>
+        <w:t xml:space="preserve"> </w:t>
+      </w:r>
+      <w:r>
+        <w:t xml:space="preserve">verification + a zero-regression full-suite comparison (commit</w:t>
+      </w:r>
+      <w:r>
+        <w:t xml:space="preserve"> </w:t>
+      </w:r>
+      <w:r>
+        <w:rPr>
+          <w:rStyle w:val="VerbatimChar"/>
+        </w:rPr>
+        <w:t xml:space="preserve">941841d3e7235a081e3199a4d3073b409d41753b</w:t>
+      </w:r>
+      <w:r>
+        <w:t xml:space="preserve">). The §11.4.275(D) deterministic benchmark ran via</w:t>
+      </w:r>
+      <w:r>
+        <w:t xml:space="preserve"> </w:t>
+      </w:r>
+      <w:r>
+        <w:rPr>
+          <w:rStyle w:val="VerbatimChar"/>
+        </w:rPr>
+        <w:t xml:space="preserve">constitution/scripts/lumen/lumen_verify.sh</w:t>
+      </w:r>
+      <w:r>
+        <w:t xml:space="preserve">: a pre-declared 13-query golden set, N=3 byte-identical runs, recall 9/11 = 0.818, with the 2 failing/unsupported query classes (</w:t>
+      </w:r>
+      <w:r>
+        <w:rPr>
+          <w:rStyle w:val="VerbatimChar"/>
+        </w:rPr>
+        <w:t xml:space="preserve">.sh</w:t>
+      </w:r>
+      <w:r>
+        <w:t xml:space="preserve">/</w:t>
+      </w:r>
+      <w:r>
+        <w:rPr>
+          <w:rStyle w:val="VerbatimChar"/>
+        </w:rPr>
+        <w:t xml:space="preserve">.kt</w:t>
+      </w:r>
+      <w:r>
+        <w:t xml:space="preserve">, unindexed by Lumen's chunker — confirmed via direct</w:t>
+      </w:r>
+      <w:r>
+        <w:t xml:space="preserve"> </w:t>
+      </w:r>
+      <w:r>
+        <w:rPr>
+          <w:rStyle w:val="VerbatimChar"/>
+        </w:rPr>
+        <w:t xml:space="preserve">sqlite3</w:t>
+      </w:r>
+      <w:r>
+        <w:t xml:space="preserve"> </w:t>
+      </w:r>
+      <w:r>
+        <w:t xml:space="preserve">+ Lumen's own source) reported honestly and tracked, never averaged away (commit</w:t>
+      </w:r>
+      <w:r>
+        <w:t xml:space="preserve"> </w:t>
+      </w:r>
+      <w:r>
+        <w:rPr>
+          <w:rStyle w:val="VerbatimChar"/>
+        </w:rPr>
+        <w:t xml:space="preserve">ac532a21df78a447c2aceec30f63476348e93077</w:t>
+      </w:r>
+      <w:r>
+        <w:t xml:space="preserve">,</w:t>
+      </w:r>
+      <w:r>
+        <w:t xml:space="preserve"> </w:t>
+      </w:r>
+      <w:r>
+        <w:rPr>
+          <w:rStyle w:val="VerbatimChar"/>
+        </w:rPr>
+        <w:t xml:space="preserve">docs/research/lumen_benchmark_20260925/RESULTS_v2.md</w:t>
+      </w:r>
+      <w:r>
+        <w:t xml:space="preserve">).</w:t>
+      </w:r>
+    </w:p>
+    <w:p>
+      <w:pPr>
+        <w:pStyle w:val="Compact"/>
+        <w:numPr>
+          <w:ilvl w:val="0"/>
+          <w:numId w:val="1052"/>
+        </w:numPr>
+      </w:pPr>
+      <w:r>
+        <w:rPr>
+          <w:b/>
+          <w:bCs/>
+        </w:rPr>
+        <w:t xml:space="preserve">§11.4.78 heap ceiling correction + CodeGraph MCP wiring (round 2, 2026-09-25).</w:t>
+      </w:r>
+      <w:r>
+        <w:t xml:space="preserve"> </w:t>
+      </w:r>
+      <w:r>
+        <w:t xml:space="preserve">The round-1 64 GiB heap cap is corrected — it was an INVENTED ceiling (~25% of this 251 GiB host's RAM), not a derivation of §12.6; fixed to</w:t>
+      </w:r>
+      <w:r>
+        <w:t xml:space="preserve"> </w:t>
+      </w:r>
+      <w:r>
+        <w:rPr>
+          <w:rStyle w:val="VerbatimChar"/>
+        </w:rPr>
+        <w:t xml:space="preserve">MemTotal * 60/100</w:t>
+      </w:r>
+      <w:r>
+        <w:t xml:space="preserve"> </w:t>
+      </w:r>
+      <w:r>
+        <w:t xml:space="preserve">computed fresh every run, the real unweakened §12.6 bound (commit</w:t>
+      </w:r>
+      <w:r>
+        <w:t xml:space="preserve"> </w:t>
+      </w:r>
+      <w:r>
+        <w:rPr>
+          <w:rStyle w:val="VerbatimChar"/>
+        </w:rPr>
+        <w:t xml:space="preserve">8a5f47ab2e0e7a05d1c1652ba5a3475751652062</w:t>
+      </w:r>
+      <w:r>
+        <w:t xml:space="preserve">, regression test U46). Separately:</w:t>
+      </w:r>
+      <w:r>
+        <w:t xml:space="preserve"> </w:t>
+      </w:r>
+      <w:r>
+        <w:rPr>
+          <w:rStyle w:val="VerbatimChar"/>
+        </w:rPr>
+        <w:t xml:space="preserve">.mcp.json</w:t>
+      </w:r>
+      <w:r>
+        <w:t xml:space="preserve"> </w:t>
+      </w:r>
+      <w:r>
+        <w:t xml:space="preserve">was found completely EMPTY — CodeGraph had ZERO agent-facing MCP presence in this repository despite its full query toolset. Fixed by registering</w:t>
+      </w:r>
+      <w:r>
+        <w:t xml:space="preserve"> </w:t>
+      </w:r>
+      <w:r>
+        <w:rPr>
+          <w:rStyle w:val="VerbatimChar"/>
+        </w:rPr>
+        <w:t xml:space="preserve">.mcp.json</w:t>
+      </w:r>
+      <w:r>
+        <w:t xml:space="preserve">'s</w:t>
+      </w:r>
+      <w:r>
+        <w:t xml:space="preserve"> </w:t>
+      </w:r>
+      <w:r>
+        <w:rPr>
+          <w:rStyle w:val="VerbatimChar"/>
+        </w:rPr>
+        <w:t xml:space="preserve">codegraph</w:t>
+      </w:r>
+      <w:r>
+        <w:t xml:space="preserve"> </w:t>
+      </w:r>
+      <w:r>
+        <w:t xml:space="preserve">server against a new, tested, §11.4.177-decoupled wrapper (</w:t>
+      </w:r>
+      <w:r>
+        <w:rPr>
+          <w:rStyle w:val="VerbatimChar"/>
+        </w:rPr>
+        <w:t xml:space="preserve">constitution/scripts/codegraph/codegraph_mcp_serve.sh</w:t>
+      </w:r>
+      <w:r>
+        <w:t xml:space="preserve">) that resolves the SAME validated patched runner</w:t>
+      </w:r>
+      <w:r>
+        <w:t xml:space="preserve"> </w:t>
+      </w:r>
+      <w:r>
+        <w:rPr>
+          <w:rStyle w:val="VerbatimChar"/>
+        </w:rPr>
+        <w:t xml:space="preserve">codegraph_safe.sh</w:t>
+      </w:r>
+      <w:r>
+        <w:t xml:space="preserve"> </w:t>
+      </w:r>
+      <w:r>
+        <w:t xml:space="preserve">(never bare stock-on-PATH). A SEPARATE, more serious forensic incident surfaced while building this:</w:t>
+      </w:r>
+      <w:r>
+        <w:t xml:space="preserve"> </w:t>
+      </w:r>
+      <w:r>
+        <w:rPr>
+          <w:rStyle w:val="VerbatimChar"/>
+        </w:rPr>
+        <w:t xml:space="preserve">serve --mcp</w:t>
+      </w:r>
+      <w:r>
+        <w:t xml:space="preserve">'s file watcher WRITES (auto-syncs) the database and the server daemonizes past its own parent's death — a manual test spawned a stray daemon that collided with an in-flight bulk</w:t>
+      </w:r>
+      <w:r>
+        <w:t xml:space="preserve"> </w:t>
+      </w:r>
+      <w:r>
+        <w:rPr>
+          <w:rStyle w:val="VerbatimChar"/>
+        </w:rPr>
+        <w:t xml:space="preserve">sync</w:t>
+      </w:r>
+      <w:r>
+        <w:t xml:space="preserve">, crashing it with "database is locked" (~85 minutes of progress lost); recovered via a targeted</w:t>
+      </w:r>
+      <w:r>
+        <w:t xml:space="preserve"> </w:t>
+      </w:r>
+      <w:r>
+        <w:rPr>
+          <w:rStyle w:val="VerbatimChar"/>
+        </w:rPr>
+        <w:t xml:space="preserve">REINDEX</w:t>
+      </w:r>
+      <w:r>
+        <w:t xml:space="preserve"> </w:t>
+      </w:r>
+      <w:r>
+        <w:t xml:space="preserve">(3 rows, confirmed non-corrupting) + a bulk</w:t>
+      </w:r>
+      <w:r>
+        <w:t xml:space="preserve"> </w:t>
+      </w:r>
+      <w:r>
+        <w:rPr>
+          <w:rStyle w:val="VerbatimChar"/>
+        </w:rPr>
+        <w:t xml:space="preserve">sync</w:t>
+      </w:r>
+      <w:r>
+        <w:t xml:space="preserve"> </w:t>
+      </w:r>
+      <w:r>
+        <w:t xml:space="preserve">resume. Durable fix: the wrapper now ALWAYS passes</w:t>
+      </w:r>
+      <w:r>
+        <w:t xml:space="preserve"> </w:t>
+      </w:r>
+      <w:r>
+        <w:rPr>
+          <w:rStyle w:val="VerbatimChar"/>
+        </w:rPr>
+        <w:t xml:space="preserve">--no-watch</w:t>
+      </w:r>
+      <w:r>
+        <w:t xml:space="preserve">, proven by a real init'd scratch-project DB-mtime check (unchanged after a tracked-file edit with the server running). Six new regression tests landed (</w:t>
+      </w:r>
+      <w:r>
+        <w:rPr>
+          <w:rStyle w:val="VerbatimChar"/>
+        </w:rPr>
+        <w:t xml:space="preserve">tests/test_codegraph_mcp_serve.sh</w:t>
+      </w:r>
+      <w:r>
+        <w:t xml:space="preserve">), including the incident itself replayed as a repeatable test.</w:t>
+      </w:r>
+    </w:p>
+    <w:p>
+      <w:pPr>
+        <w:pStyle w:val="Compact"/>
+        <w:numPr>
+          <w:ilvl w:val="0"/>
+          <w:numId w:val="1052"/>
+        </w:numPr>
+      </w:pPr>
+      <w:r>
+        <w:rPr>
+          <w:b/>
+          <w:bCs/>
+        </w:rPr>
+        <w:t xml:space="preserve">Honest boundary</w:t>
+      </w:r>
+      <w:r>
+        <w:t xml:space="preserve"> </w:t>
+      </w:r>
+      <w:r>
+        <w:t xml:space="preserve">(carried from the anchor text, §11.4.6):</w:t>
+      </w:r>
+      <w:r>
+        <w:t xml:space="preserve"> </w:t>
+      </w:r>
+      <w:r>
+        <w:rPr>
+          <w:rStyle w:val="VerbatimChar"/>
+        </w:rPr>
+        <w:t xml:space="preserve">.mcp.json</w:t>
+      </w:r>
+      <w:r>
+        <w:t xml:space="preserve"> </w:t>
+      </w:r>
+      <w:r>
+        <w:t xml:space="preserve">registration takes effect on a fresh session — the session that landed it could not self-restart to verify the MCP tools are end-to-end callable from inside it; that check remains a tracked §11.4.197 follow-up, not claimed complete here. Gate-code for §11.4.78/§11.4.275's recommended</w:t>
+      </w:r>
+      <w:r>
+        <w:t xml:space="preserve"> </w:t>
+      </w:r>
+      <w:r>
+        <w:rPr>
+          <w:rStyle w:val="VerbatimChar"/>
+        </w:rPr>
+        <w:t xml:space="preserve">CM-*</w:t>
+      </w:r>
+      <w:r>
+        <w:t xml:space="preserve"> </w:t>
+      </w:r>
+      <w:r>
+        <w:t xml:space="preserve">mechanism gates remains owed (§11.4.227(A); see</w:t>
+      </w:r>
+      <w:r>
+        <w:t xml:space="preserve"> </w:t>
+      </w:r>
+      <w:r>
+        <w:rPr>
+          <w:rStyle w:val="VerbatimChar"/>
+        </w:rPr>
+        <w:t xml:space="preserve">docs/owed_gate_implementations.md</w:t>
+      </w:r>
+      <w:r>
+        <w:t xml:space="preserve"> </w:t>
+      </w:r>
+      <w:r>
+        <w:t xml:space="preserve">OWED-GATE-096 through OWED-GATE-105).</w:t>
+      </w:r>
+    </w:p>
     <w:bookmarkEnd w:id="62"/>
+    <w:bookmarkEnd w:id="63"/>
     <w:sectPr>
       <w:footnotePr>
         <w:numRestart w:val="eachSect"/>
@@ -4826,6 +5324,9 @@
     <w:abstractNumId w:val="991"/>
   </w:num>
   <w:num w:numId="1051">
+    <w:abstractNumId w:val="991"/>
+  </w:num>
+  <w:num w:numId="1052">
     <w:abstractNumId w:val="991"/>
   </w:num>
 </w:numbering>

--- a/docs/codegraph/Status.docx
+++ b/docs/codegraph/Status.docx
@@ -2,7 +2,7 @@
 <file path=word/document.xml><?xml version="1.0" encoding="utf-8"?>
 <w:document xmlns:w="http://schemas.openxmlformats.org/wordprocessingml/2006/main" xmlns:m="http://schemas.openxmlformats.org/officeDocument/2006/math" xmlns:r="http://schemas.openxmlformats.org/officeDocument/2006/relationships" xmlns:o="urn:schemas-microsoft-com:office:office" xmlns:v="urn:schemas-microsoft-com:vml" xmlns:w10="urn:schemas-microsoft-com:office:word" xmlns:a="http://schemas.openxmlformats.org/drawingml/2006/main" xmlns:pic="http://schemas.openxmlformats.org/drawingml/2006/picture" xmlns:wp="http://schemas.openxmlformats.org/drawingml/2006/wordprocessingDrawing">
   <w:body>
-    <w:bookmarkStart w:id="63" w:name="codegraph--status"/>
+    <w:bookmarkStart w:id="64" w:name="codegraph--status"/>
     <w:p>
       <w:pPr>
         <w:pStyle w:val="Heading1"/>
@@ -4956,7 +4956,80 @@
       </w:r>
     </w:p>
     <w:bookmarkEnd w:id="62"/>
+    <w:bookmarkStart w:id="63" w:name="Xc7b6bbff9ae93904e31b64744f696379e732051"/>
+    <w:p>
+      <w:pPr>
+        <w:pStyle w:val="Heading2"/>
+      </w:pPr>
+      <w:r>
+        <w:t xml:space="preserve">2026-10-11T09:34:44Z — codegraph updated</w:t>
+      </w:r>
+    </w:p>
+    <w:p>
+      <w:pPr>
+        <w:pStyle w:val="Compact"/>
+        <w:numPr>
+          <w:ilvl w:val="0"/>
+          <w:numId w:val="1053"/>
+        </w:numPr>
+      </w:pPr>
+      <w:r>
+        <w:t xml:space="preserve">before:</w:t>
+      </w:r>
+      <w:r>
+        <w:t xml:space="preserve"> </w:t>
+      </w:r>
+      <w:r>
+        <w:rPr>
+          <w:rStyle w:val="VerbatimChar"/>
+        </w:rPr>
+        <w:t xml:space="preserve">1.6.0</w:t>
+      </w:r>
+    </w:p>
+    <w:p>
+      <w:pPr>
+        <w:pStyle w:val="Compact"/>
+        <w:numPr>
+          <w:ilvl w:val="0"/>
+          <w:numId w:val="1053"/>
+        </w:numPr>
+      </w:pPr>
+      <w:r>
+        <w:t xml:space="preserve">after:</w:t>
+      </w:r>
+      <w:r>
+        <w:t xml:space="preserve"> </w:t>
+      </w:r>
+      <w:r>
+        <w:rPr>
+          <w:rStyle w:val="VerbatimChar"/>
+        </w:rPr>
+        <w:t xml:space="preserve">1.6.2</w:t>
+      </w:r>
+    </w:p>
+    <w:p>
+      <w:pPr>
+        <w:pStyle w:val="Compact"/>
+        <w:numPr>
+          <w:ilvl w:val="0"/>
+          <w:numId w:val="1053"/>
+        </w:numPr>
+      </w:pPr>
+      <w:r>
+        <w:t xml:space="preserve">npm command:</w:t>
+      </w:r>
+      <w:r>
+        <w:t xml:space="preserve"> </w:t>
+      </w:r>
+      <w:r>
+        <w:rPr>
+          <w:rStyle w:val="VerbatimChar"/>
+        </w:rPr>
+        <w:t xml:space="preserve">npm install -g @colbymchenry/codegraph@1.6.2</w:t>
+      </w:r>
+    </w:p>
     <w:bookmarkEnd w:id="63"/>
+    <w:bookmarkEnd w:id="64"/>
     <w:sectPr>
       <w:footnotePr>
         <w:numRestart w:val="eachSect"/>
@@ -5327,6 +5400,9 @@
     <w:abstractNumId w:val="991"/>
   </w:num>
   <w:num w:numId="1052">
+    <w:abstractNumId w:val="991"/>
+  </w:num>
+  <w:num w:numId="1053">
     <w:abstractNumId w:val="991"/>
   </w:num>
 </w:numbering>
